--- a/documents/tpp/transition-letter.docx
+++ b/documents/tpp/transition-letter.docx
@@ -1,9 +1,9 @@
 
 <file path=word/document.xml><?xml version="1.0" encoding="utf-8"?>
-<w:document xmlns:wpc="http://schemas.microsoft.com/office/word/2010/wordprocessingCanvas" xmlns:cx="http://schemas.microsoft.com/office/drawing/2014/chartex" xmlns:cx1="http://schemas.microsoft.com/office/drawing/2015/9/8/chartex" xmlns:cx2="http://schemas.microsoft.com/office/drawing/2015/10/21/chartex" xmlns:cx3="http://schemas.microsoft.com/office/drawing/2016/5/9/chartex" xmlns:cx4="http://schemas.microsoft.com/office/drawing/2016/5/10/chartex" xmlns:cx5="http://schemas.microsoft.com/office/drawing/2016/5/11/chartex" xmlns:cx6="http://schemas.microsoft.com/office/drawing/2016/5/12/chartex" xmlns:cx7="http://schemas.microsoft.com/office/drawing/2016/5/13/chartex" xmlns:cx8="http://schemas.microsoft.com/office/drawing/2016/5/14/chartex" xmlns:mc="http://schemas.openxmlformats.org/markup-compatibility/2006" xmlns:aink="http://schemas.microsoft.com/office/drawing/2016/ink" xmlns:am3d="http://schemas.microsoft.com/office/drawing/2017/model3d" xmlns:o="urn:schemas-microsoft-com:office:office" xmlns:oel="http://schemas.microsoft.com/office/2019/extlst" xmlns:r="http://schemas.openxmlformats.org/officeDocument/2006/relationships" xmlns:m="http://schemas.openxmlformats.org/officeDocument/2006/math" xmlns:v="urn:schemas-microsoft-com:vml" xmlns:wp14="http://schemas.microsoft.com/office/word/2010/wordprocessingDrawing" xmlns:wp="http://schemas.openxmlformats.org/drawingml/2006/wordprocessingDrawing" xmlns:w10="urn:schemas-microsoft-com:office:word" xmlns:w="http://schemas.openxmlformats.org/wordprocessingml/2006/main" xmlns:w14="http://schemas.microsoft.com/office/word/2010/wordml" xmlns:w15="http://schemas.microsoft.com/office/word/2012/wordml" xmlns:w16cex="http://schemas.microsoft.com/office/word/2018/wordml/cex" xmlns:w16cid="http://schemas.microsoft.com/office/word/2016/wordml/cid" xmlns:w16="http://schemas.microsoft.com/office/word/2018/wordml" xmlns:w16du="http://schemas.microsoft.com/office/word/2023/wordml/word16du" xmlns:w16sdtdh="http://schemas.microsoft.com/office/word/2020/wordml/sdtdatahash" xmlns:w16sdtfl="http://schemas.microsoft.com/office/word/2024/wordml/sdtformatlock" xmlns:w16se="http://schemas.microsoft.com/office/word/2015/wordml/symex" xmlns:wpg="http://schemas.microsoft.com/office/word/2010/wordprocessingGroup" xmlns:wpi="http://schemas.microsoft.com/office/word/2010/wordprocessingInk" xmlns:wne="http://schemas.microsoft.com/office/word/2006/wordml" xmlns:wps="http://schemas.microsoft.com/office/word/2010/wordprocessingShape" mc:Ignorable="w14 w15 w16se w16cid w16 w16cex w16sdtdh w16sdtfl w16du wp14">
+<w:document xmlns:ns1="http://schemas.openxmlformats.org/markup-compatibility/2006" xmlns:ns2="http://schemas.microsoft.com/office/word/2010/wordml" xmlns:ns3="urn:schemas-microsoft-com:vml" xmlns:ns4="urn:schemas-microsoft-com:office:office" xmlns:ns5="http://schemas.openxmlformats.org/officeDocument/2006/relationships" xmlns:w="http://schemas.openxmlformats.org/wordprocessingml/2006/main" ns1:Ignorable="w14 w15 w16se w16cid w16 w16cex w16sdtdh w16sdtfl w16du wp14">
   <w:background w:color="FFFFFF"/>
   <w:body>
-    <w:p>
+    <w:p ns2:paraId="1330C2D6" ns2:textId="77777777">
       <w:pPr>
         <w:pBdr>
           <w:top w:val="none" w:sz="0" w:space="0" w:color="auto"/>
@@ -36,7 +36,7 @@
         <w:t xml:space="preserve"> Your Storage Protection Is Getting an Upgrade on [Date]</w:t>
       </w:r>
     </w:p>
-    <w:p>
+    <w:p ns2:paraId="50AF5A44" ns2:textId="77777777">
       <w:pPr>
         <w:pBdr>
           <w:top w:val="none" w:sz="0" w:space="0" w:color="auto"/>
@@ -56,12 +56,12 @@
           <w:rFonts w:eastAsia="Times New Roman"/>
           <w:bdr w:val="none" w:sz="0" w:space="0" w:color="auto"/>
         </w:rPr>
-        <w:pict w14:anchorId="41AD0D0D">
-          <v:rect id="_x0000_i1025" style="width:0;height:1.5pt" o:hralign="center" o:hrstd="t" o:hr="t" fillcolor="#a0a0a0" stroked="f"/>
+        <w:pict ns2:anchorId="41AD0D0D">
+          <ns3:rect id="_x0000_i1025" style="width:0;height:1.5pt" ns4:hralign="center" ns4:hrstd="t" ns4:hr="t" fillcolor="#a0a0a0" stroked="f"/>
         </w:pict>
       </w:r>
     </w:p>
-    <w:p>
+    <w:p ns2:paraId="7226CA54" ns2:textId="77777777">
       <w:pPr>
         <w:pBdr>
           <w:top w:val="none" w:sz="0" w:space="0" w:color="auto"/>
@@ -85,7 +85,7 @@
         <w:t>Dear [Tenant Name],</w:t>
       </w:r>
     </w:p>
-    <w:p>
+    <w:p ns2:paraId="552CDA5F" ns2:textId="7578081F">
       <w:pPr>
         <w:pBdr>
           <w:top w:val="none" w:sz="0" w:space="0" w:color="auto"/>
@@ -162,7 +162,7 @@
         <w:t>.</w:t>
       </w:r>
     </w:p>
-    <w:p>
+    <w:p ns2:paraId="34C2510B" ns2:textId="77777777">
       <w:pPr>
         <w:pBdr>
           <w:top w:val="none" w:sz="0" w:space="0" w:color="auto"/>
@@ -188,7 +188,7 @@
         <w:t>What's Changing</w:t>
       </w:r>
     </w:p>
-    <w:p>
+    <w:p ns2:paraId="1DABE75E" ns2:textId="1CB03F35">
       <w:pPr>
         <w:pBdr>
           <w:top w:val="none" w:sz="0" w:space="0" w:color="auto"/>
@@ -267,7 +267,7 @@
         <w:t xml:space="preserve"> premium protection provider chosen specifically to give you better coverage and easier claims service.</w:t>
       </w:r>
     </w:p>
-    <w:p>
+    <w:p ns2:paraId="66D7C8DA" ns2:textId="2985AFDB">
       <w:pPr>
         <w:pBdr>
           <w:top w:val="none" w:sz="0" w:space="0" w:color="auto"/>
@@ -305,7 +305,7 @@
         <w:t xml:space="preserve"> Protection Plan:</w:t>
       </w:r>
     </w:p>
-    <w:p>
+    <w:p ns2:paraId="7F414CE0" ns2:textId="1BDD67A8">
       <w:pPr>
         <w:numPr>
           <w:ilvl w:val="0"/>
@@ -356,7 +356,7 @@
         <w:t>/month</w:t>
       </w:r>
     </w:p>
-    <w:p>
+    <w:p ns2:paraId="072F2CFB" ns2:textId="26348E58">
       <w:pPr>
         <w:numPr>
           <w:ilvl w:val="0"/>
@@ -407,7 +407,7 @@
         <w:t>/month</w:t>
       </w:r>
     </w:p>
-    <w:p>
+    <w:p ns2:paraId="37DD598C" ns2:textId="09DDB5C1">
       <w:pPr>
         <w:numPr>
           <w:ilvl w:val="0"/>
@@ -458,7 +458,7 @@
         <w:t>/month</w:t>
       </w:r>
     </w:p>
-    <w:p>
+    <w:p ns2:paraId="41C12AD3" ns2:textId="77777777">
       <w:pPr>
         <w:pBdr>
           <w:top w:val="none" w:sz="0" w:space="0" w:color="auto"/>
@@ -491,7 +491,7 @@
         <w:t xml:space="preserve"> Your protection continues uninterrupted unless you contact us to make changes.</w:t>
       </w:r>
     </w:p>
-    <w:p>
+    <w:p ns2:paraId="2A94A7C3" ns2:textId="77777777">
       <w:pPr>
         <w:pBdr>
           <w:top w:val="none" w:sz="0" w:space="0" w:color="auto"/>
@@ -511,12 +511,12 @@
           <w:rFonts w:eastAsia="Times New Roman"/>
           <w:bdr w:val="none" w:sz="0" w:space="0" w:color="auto"/>
         </w:rPr>
-        <w:pict w14:anchorId="26DA729C">
-          <v:rect id="_x0000_i1026" style="width:0;height:1.5pt" o:hralign="center" o:hrstd="t" o:hr="t" fillcolor="#a0a0a0" stroked="f"/>
+        <w:pict ns2:anchorId="26DA729C">
+          <ns3:rect id="_x0000_i1026" style="width:0;height:1.5pt" ns4:hralign="center" ns4:hrstd="t" ns4:hr="t" fillcolor="#a0a0a0" stroked="f"/>
         </w:pict>
       </w:r>
     </w:p>
-    <w:p>
+    <w:p ns2:paraId="23F4A5C7" ns2:textId="77777777">
       <w:pPr>
         <w:pBdr>
           <w:top w:val="none" w:sz="0" w:space="0" w:color="auto"/>
@@ -542,7 +542,7 @@
         <w:t>Why This Upgrade Benefits You</w:t>
       </w:r>
     </w:p>
-    <w:p>
+    <w:p ns2:paraId="7B889722" ns2:textId="1F87EB02">
       <w:pPr>
         <w:pBdr>
           <w:top w:val="none" w:sz="0" w:space="0" w:color="auto"/>
@@ -590,7 +590,7 @@
         <w:t xml:space="preserve"> Protection is designed exclusively to protect your belongings in storage—with no gaps or exclusions you need to worry about.</w:t>
       </w:r>
     </w:p>
-    <w:p>
+    <w:p ns2:paraId="421AFD5F" ns2:textId="503A0F11">
       <w:pPr>
         <w:pBdr>
           <w:top w:val="none" w:sz="0" w:space="0" w:color="auto"/>
@@ -653,7 +653,7 @@
         <w:t xml:space="preserve"> to replace your items today. No depreciation. No deductible. Full value from dollar one. That means if you file a claim, you get what you need to replace your belongings—not what they were worth years ago.</w:t>
       </w:r>
     </w:p>
-    <w:p>
+    <w:p ns2:paraId="2076EF78" ns2:textId="77777777">
       <w:pPr>
         <w:pBdr>
           <w:top w:val="none" w:sz="0" w:space="0" w:color="auto"/>
@@ -687,7 +687,7 @@
         <w:t>You're protected against fire, theft, water damage, windstorms, building collapse, explosion, vandalism, and even rodent damage (up to $500).</w:t>
       </w:r>
     </w:p>
-    <w:p>
+    <w:p ns2:paraId="0DCD8CCA" ns2:textId="42C033A7">
       <w:pPr>
         <w:pBdr>
           <w:top w:val="none" w:sz="0" w:space="0" w:color="auto"/>
@@ -746,7 +746,7 @@
         <w:t xml:space="preserve"> with a dedicated U.S.-based support team ready to help. No runaround, no endless hold times.</w:t>
       </w:r>
     </w:p>
-    <w:p>
+    <w:p ns2:paraId="219ECBB8" ns2:textId="73E54A0F">
       <w:pPr>
         <w:pBdr>
           <w:top w:val="none" w:sz="0" w:space="0" w:color="auto"/>
@@ -794,7 +794,7 @@
         <w:t xml:space="preserve"> Protection Plan ends automatically when your storage rental ends. Zero hassle, zero hidden charges.</w:t>
       </w:r>
     </w:p>
-    <w:p>
+    <w:p ns2:paraId="63FA1D5F" ns2:textId="77777777">
       <w:pPr>
         <w:pBdr>
           <w:top w:val="none" w:sz="0" w:space="0" w:color="auto"/>
@@ -814,12 +814,12 @@
           <w:rFonts w:eastAsia="Times New Roman"/>
           <w:bdr w:val="none" w:sz="0" w:space="0" w:color="auto"/>
         </w:rPr>
-        <w:pict w14:anchorId="256B8618">
-          <v:rect id="_x0000_i1027" style="width:0;height:1.5pt" o:hralign="center" o:hrstd="t" o:hr="t" fillcolor="#a0a0a0" stroked="f"/>
+        <w:pict ns2:anchorId="256B8618">
+          <ns3:rect id="_x0000_i1027" style="width:0;height:1.5pt" ns4:hralign="center" ns4:hrstd="t" ns4:hr="t" fillcolor="#a0a0a0" stroked="f"/>
         </w:pict>
       </w:r>
     </w:p>
-    <w:p>
+    <w:p ns2:paraId="0D45A2F3" ns2:textId="2CCA56D6">
       <w:pPr>
         <w:pBdr>
           <w:top w:val="none" w:sz="0" w:space="0" w:color="auto"/>
@@ -864,7 +864,7 @@
         <w:t xml:space="preserve"> Protection</w:t>
       </w:r>
     </w:p>
-    <w:p>
+    <w:p ns2:paraId="43890B29" ns2:textId="5A9B3758">
       <w:pPr>
         <w:pBdr>
           <w:top w:val="none" w:sz="0" w:space="0" w:color="auto"/>
@@ -929,7 +929,7 @@
         <w:t xml:space="preserve"> winner for eight consecutive years. With 15+ years serving storage tenants nationwide, they've proven they show up when it matters most.</w:t>
       </w:r>
     </w:p>
-    <w:p>
+    <w:p ns2:paraId="7B7DF749" ns2:textId="17C90FD8">
       <w:pPr>
         <w:pBdr>
           <w:top w:val="none" w:sz="0" w:space="0" w:color="auto"/>
@@ -983,7 +983,7 @@
         <w:t xml:space="preserve"> when you need it.</w:t>
       </w:r>
     </w:p>
-    <w:p>
+    <w:p ns2:paraId="2A84B218" ns2:textId="77777777">
       <w:pPr>
         <w:pBdr>
           <w:top w:val="none" w:sz="0" w:space="0" w:color="auto"/>
@@ -1003,12 +1003,12 @@
           <w:rFonts w:eastAsia="Times New Roman"/>
           <w:bdr w:val="none" w:sz="0" w:space="0" w:color="auto"/>
         </w:rPr>
-        <w:pict w14:anchorId="2903FBC5">
-          <v:rect id="_x0000_i1028" style="width:0;height:1.5pt" o:hralign="center" o:hrstd="t" o:hr="t" fillcolor="#a0a0a0" stroked="f"/>
+        <w:pict ns2:anchorId="2903FBC5">
+          <ns3:rect id="_x0000_i1028" style="width:0;height:1.5pt" ns4:hralign="center" ns4:hrstd="t" ns4:hr="t" fillcolor="#a0a0a0" stroked="f"/>
         </w:pict>
       </w:r>
     </w:p>
-    <w:p>
+    <w:p ns2:paraId="3FB0FEE3" ns2:textId="77777777">
       <w:pPr>
         <w:pBdr>
           <w:top w:val="none" w:sz="0" w:space="0" w:color="auto"/>
@@ -1034,7 +1034,7 @@
         <w:t>Questions? We're Here to Help</w:t>
       </w:r>
     </w:p>
-    <w:p>
+    <w:p ns2:paraId="042F1ED7" ns2:textId="77777777">
       <w:pPr>
         <w:pBdr>
           <w:top w:val="none" w:sz="0" w:space="0" w:color="auto"/>
@@ -1058,7 +1058,7 @@
         <w:t>Contact [Facility Name] and speak with your store manager anytime. We're happy to review your coverage options or answer any questions.</w:t>
       </w:r>
     </w:p>
-    <w:p>
+    <w:p ns2:paraId="1EBEBF73" ns2:textId="7C1C8605">
       <w:pPr>
         <w:pBdr>
           <w:top w:val="none" w:sz="0" w:space="0" w:color="auto"/>
@@ -1105,7 +1105,7 @@
         <w:t>TermsConditions.com</w:t>
       </w:r>
     </w:p>
-    <w:p>
+    <w:p ns2:paraId="16C3721A" ns2:textId="77777777">
       <w:pPr>
         <w:pBdr>
           <w:top w:val="none" w:sz="0" w:space="0" w:color="auto"/>
@@ -1125,12 +1125,12 @@
           <w:rFonts w:eastAsia="Times New Roman"/>
           <w:bdr w:val="none" w:sz="0" w:space="0" w:color="auto"/>
         </w:rPr>
-        <w:pict w14:anchorId="18DE7F1F">
-          <v:rect id="_x0000_i1029" style="width:0;height:1.5pt" o:hralign="center" o:hrstd="t" o:hr="t" fillcolor="#a0a0a0" stroked="f"/>
+        <w:pict ns2:anchorId="18DE7F1F">
+          <ns3:rect id="_x0000_i1029" style="width:0;height:1.5pt" ns4:hralign="center" ns4:hrstd="t" ns4:hr="t" fillcolor="#a0a0a0" stroked="f"/>
         </w:pict>
       </w:r>
     </w:p>
-    <w:p>
+    <w:p ns2:paraId="62FD0252" ns2:textId="1E3DE203">
       <w:pPr>
         <w:pBdr>
           <w:top w:val="none" w:sz="0" w:space="0" w:color="auto"/>
@@ -1158,7 +1158,7 @@
           <w:rFonts w:eastAsia="Times New Roman"/>
           <w:bdr w:val="none" w:sz="0" w:space="0" w:color="auto"/>
         </w:rPr>
-        <w:t xml:space="preserve">and Protego </w:t>
+        <w:t xml:space="preserve">and Tenant Property Protection </w:t>
       </w:r>
       <w:r>
         <w:rPr>
@@ -1168,7 +1168,7 @@
         <w:t>with your belongings. We're committed to giving you the best protection and service available.</w:t>
       </w:r>
     </w:p>
-    <w:p>
+    <w:p ns2:paraId="1F4EEA71" ns2:textId="05818B36">
       <w:pPr>
         <w:pBdr>
           <w:top w:val="none" w:sz="0" w:space="0" w:color="auto"/>
@@ -1202,7 +1202,7 @@
         <w:t>[All Purpose Facility Name] Management</w:t>
       </w:r>
     </w:p>
-    <w:p>
+    <w:p ns2:paraId="7ACD5CFD" ns2:textId="71B20C16">
       <w:pPr>
         <w:pBdr>
           <w:top w:val="none" w:sz="0" w:space="0" w:color="auto"/>
@@ -1288,7 +1288,7 @@
         <w:t>.</w:t>
       </w:r>
     </w:p>
-    <w:p>
+    <w:p ns2:paraId="3184C50C" ns2:textId="77777777">
       <w:pPr>
         <w:pBdr>
           <w:top w:val="none" w:sz="0" w:space="0" w:color="auto"/>
@@ -1308,12 +1308,12 @@
           <w:rFonts w:eastAsia="Times New Roman"/>
           <w:bdr w:val="none" w:sz="0" w:space="0" w:color="auto"/>
         </w:rPr>
-        <w:pict w14:anchorId="2ABF97D6">
-          <v:rect id="_x0000_i1030" style="width:0;height:1.5pt" o:hralign="center" o:hrstd="t" o:hr="t" fillcolor="#a0a0a0" stroked="f"/>
+        <w:pict ns2:anchorId="2ABF97D6">
+          <ns3:rect id="_x0000_i1030" style="width:0;height:1.5pt" ns4:hralign="center" ns4:hrstd="t" ns4:hr="t" fillcolor="#a0a0a0" stroked="f"/>
         </w:pict>
       </w:r>
     </w:p>
-    <w:p>
+    <w:p ns2:paraId="4D882896" ns2:textId="036E8044">
       <w:pPr>
         <w:pBdr>
           <w:top w:val="none" w:sz="0" w:space="0" w:color="auto"/>
@@ -1357,7 +1357,7 @@
         <w:t xml:space="preserve"> Protection Plan fulfills the Insurance Obligation requirement in your lease agreement. By accepting this protection, you've satisfied your liability coverage requirement without needing to provide separate proof of insurance. This protection is included in your monthly lease payment for your convenience and peace of mind.</w:t>
       </w:r>
     </w:p>
-    <w:p>
+    <w:p ns2:paraId="2C5F3044" ns2:textId="77777777">
       <w:pPr>
         <w:pStyle w:val="Default"/>
         <w:rPr>
@@ -1368,12 +1368,12 @@
       </w:pPr>
     </w:p>
     <w:sectPr>
-      <w:headerReference w:type="even" r:id="rId7"/>
-      <w:headerReference w:type="default" r:id="rId8"/>
-      <w:footerReference w:type="even" r:id="rId9"/>
-      <w:footerReference w:type="default" r:id="rId10"/>
-      <w:headerReference w:type="first" r:id="rId11"/>
-      <w:footerReference w:type="first" r:id="rId12"/>
+      <w:headerReference w:type="even" ns5:id="rId7"/>
+      <w:headerReference w:type="default" ns5:id="rId8"/>
+      <w:footerReference w:type="even" ns5:id="rId9"/>
+      <w:footerReference w:type="default" ns5:id="rId10"/>
+      <w:headerReference w:type="first" ns5:id="rId11"/>
+      <w:footerReference w:type="first" ns5:id="rId12"/>
       <w:pgSz w:w="12240" w:h="15840"/>
       <w:pgMar w:top="720" w:right="864" w:bottom="720" w:left="1008" w:header="720" w:footer="864" w:gutter="0"/>
       <w:cols w:space="720"/>

--- a/documents/tpp/transition-letter.docx
+++ b/documents/tpp/transition-letter.docx
@@ -225,7 +225,7 @@
           <w:rFonts w:eastAsia="Times New Roman"/>
           <w:bdr w:val="none" w:sz="0" w:space="0" w:color="auto"/>
         </w:rPr>
-        <w:t xml:space="preserve">, All Purpose Storage is upgrading from [Past Provider] to </w:t>
+        <w:t xml:space="preserve">, [Company Name] is upgrading from [Past Provider] to </w:t>
       </w:r>
       <w:r>
         <w:rPr>
@@ -234,7 +234,7 @@
           <w:bCs/>
           <w:bdr w:val="none" w:sz="0" w:space="0" w:color="auto"/>
         </w:rPr>
-        <w:t>PROTEGO</w:t>
+        <w:t>TPP Secure Protection Program</w:t>
       </w:r>
       <w:r>
         <w:rPr>
@@ -243,7 +243,7 @@
           <w:bCs/>
           <w:bdr w:val="none" w:sz="0" w:space="0" w:color="auto"/>
         </w:rPr>
-        <w:t xml:space="preserve"> Protection Program</w:t>
+        <w:t xml:space="preserve"/>
       </w:r>
       <w:r>
         <w:rPr>
@@ -295,14 +295,14 @@
           <w:rFonts w:eastAsia="Times New Roman"/>
           <w:bdr w:val="none" w:sz="0" w:space="0" w:color="auto"/>
         </w:rPr>
-        <w:t>PROTEGO</w:t>
-      </w:r>
-      <w:r>
-        <w:rPr>
-          <w:rFonts w:eastAsia="Times New Roman"/>
-          <w:bdr w:val="none" w:sz="0" w:space="0" w:color="auto"/>
-        </w:rPr>
-        <w:t xml:space="preserve"> Protection Plan:</w:t>
+        <w:t>TPP Secure Protection Plan</w:t>
+      </w:r>
+      <w:r>
+        <w:rPr>
+          <w:rFonts w:eastAsia="Times New Roman"/>
+          <w:bdr w:val="none" w:sz="0" w:space="0" w:color="auto"/>
+        </w:rPr>
+        <w:t xml:space="preserve">:</w:t>
       </w:r>
     </w:p>
     <w:p ns2:paraId="7F414CE0" ns2:textId="1BDD67A8">
@@ -580,14 +580,14 @@
           <w:rFonts w:eastAsia="Times New Roman"/>
           <w:bdr w:val="none" w:sz="0" w:space="0" w:color="auto"/>
         </w:rPr>
-        <w:t>PROTEGO</w:t>
-      </w:r>
-      <w:r>
-        <w:rPr>
-          <w:rFonts w:eastAsia="Times New Roman"/>
-          <w:bdr w:val="none" w:sz="0" w:space="0" w:color="auto"/>
-        </w:rPr>
-        <w:t xml:space="preserve"> Protection is designed exclusively to protect your belongings in storage—with no gaps or exclusions you need to worry about.</w:t>
+        <w:t>TPP Secure Protection</w:t>
+      </w:r>
+      <w:r>
+        <w:rPr>
+          <w:rFonts w:eastAsia="Times New Roman"/>
+          <w:bdr w:val="none" w:sz="0" w:space="0" w:color="auto"/>
+        </w:rPr>
+        <w:t xml:space="preserve"> is designed exclusively to protect your belongings in storage—with no gaps or exclusions you need to worry about.</w:t>
       </w:r>
     </w:p>
     <w:p ns2:paraId="421AFD5F" ns2:textId="503A0F11">
@@ -627,7 +627,7 @@
           <w:rFonts w:eastAsia="Times New Roman"/>
           <w:bdr w:val="none" w:sz="0" w:space="0" w:color="auto"/>
         </w:rPr>
-        <w:t>PROTEGO</w:t>
+        <w:t>TPP Secure</w:t>
       </w:r>
       <w:r>
         <w:rPr>
@@ -727,7 +727,7 @@
           <w:bCs/>
           <w:bdr w:val="none" w:sz="0" w:space="0" w:color="auto"/>
         </w:rPr>
-        <w:t>PROTEGO</w:t>
+        <w:t>TPPClaims.com</w:t>
       </w:r>
       <w:r>
         <w:rPr>
@@ -736,7 +736,7 @@
           <w:bCs/>
           <w:bdr w:val="none" w:sz="0" w:space="0" w:color="auto"/>
         </w:rPr>
-        <w:t>Claims.com</w:t>
+        <w:t/>
       </w:r>
       <w:r>
         <w:rPr>
@@ -784,14 +784,14 @@
           <w:rFonts w:eastAsia="Times New Roman"/>
           <w:bdr w:val="none" w:sz="0" w:space="0" w:color="auto"/>
         </w:rPr>
-        <w:t>PROTEGO</w:t>
-      </w:r>
-      <w:r>
-        <w:rPr>
-          <w:rFonts w:eastAsia="Times New Roman"/>
-          <w:bdr w:val="none" w:sz="0" w:space="0" w:color="auto"/>
-        </w:rPr>
-        <w:t xml:space="preserve"> Protection Plan ends automatically when your storage rental ends. Zero hassle, zero hidden charges.</w:t>
+        <w:t>TPP Secure Protection Plan</w:t>
+      </w:r>
+      <w:r>
+        <w:rPr>
+          <w:rFonts w:eastAsia="Times New Roman"/>
+          <w:bdr w:val="none" w:sz="0" w:space="0" w:color="auto"/>
+        </w:rPr>
+        <w:t xml:space="preserve"> ends automatically when your storage rental ends. Zero hassle, zero hidden charges.</w:t>
       </w:r>
     </w:p>
     <w:p ns2:paraId="63FA1D5F" ns2:textId="77777777">
@@ -852,7 +852,7 @@
           <w:bCs/>
           <w:bdr w:val="none" w:sz="0" w:space="0" w:color="auto"/>
         </w:rPr>
-        <w:t>PROTEGO</w:t>
+        <w:t>TPP Secure Protection</w:t>
       </w:r>
       <w:r>
         <w:rPr>
@@ -861,7 +861,7 @@
           <w:bCs/>
           <w:bdr w:val="none" w:sz="0" w:space="0" w:color="auto"/>
         </w:rPr>
-        <w:t xml:space="preserve"> Protection</w:t>
+        <w:t xml:space="preserve"/>
       </w:r>
     </w:p>
     <w:p ns2:paraId="43890B29" ns2:textId="5A9B3758">
@@ -885,14 +885,14 @@
           <w:rFonts w:eastAsia="Times New Roman"/>
           <w:bdr w:val="none" w:sz="0" w:space="0" w:color="auto"/>
         </w:rPr>
-        <w:t>PROTEGO</w:t>
-      </w:r>
-      <w:r>
-        <w:rPr>
-          <w:rFonts w:eastAsia="Times New Roman"/>
-          <w:bdr w:val="none" w:sz="0" w:space="0" w:color="auto"/>
-        </w:rPr>
-        <w:t xml:space="preserve"> Protection has been </w:t>
+        <w:t>TPP Secure Protection</w:t>
+      </w:r>
+      <w:r>
+        <w:rPr>
+          <w:rFonts w:eastAsia="Times New Roman"/>
+          <w:bdr w:val="none" w:sz="0" w:space="0" w:color="auto"/>
+        </w:rPr>
+        <w:t xml:space="preserve"> has been </w:t>
       </w:r>
       <w:proofErr w:type="gramStart"/>
       <w:r>
@@ -957,7 +957,7 @@
           <w:rFonts w:eastAsia="Times New Roman"/>
           <w:bdr w:val="none" w:sz="0" w:space="0" w:color="auto"/>
         </w:rPr>
-        <w:t>PROTEGO</w:t>
+        <w:t>TPP Secure</w:t>
       </w:r>
       <w:r>
         <w:rPr>
@@ -1095,14 +1095,14 @@
           <w:rFonts w:eastAsia="Times New Roman"/>
           <w:bdr w:val="none" w:sz="0" w:space="0" w:color="auto"/>
         </w:rPr>
-        <w:t>PROTEGO</w:t>
-      </w:r>
-      <w:r>
-        <w:rPr>
-          <w:rFonts w:eastAsia="Times New Roman"/>
-          <w:bdr w:val="none" w:sz="0" w:space="0" w:color="auto"/>
-        </w:rPr>
-        <w:t>TermsConditions.com</w:t>
+        <w:t>TPPTermsAndConditions.com</w:t>
+      </w:r>
+      <w:r>
+        <w:rPr>
+          <w:rFonts w:eastAsia="Times New Roman"/>
+          <w:bdr w:val="none" w:sz="0" w:space="0" w:color="auto"/>
+        </w:rPr>
+        <w:t/>
       </w:r>
     </w:p>
     <w:p ns2:paraId="16C3721A" ns2:textId="77777777">
@@ -1151,7 +1151,7 @@
           <w:rFonts w:eastAsia="Times New Roman"/>
           <w:bdr w:val="none" w:sz="0" w:space="0" w:color="auto"/>
         </w:rPr>
-        <w:t xml:space="preserve">Thank you for trusting All Purpose Storage </w:t>
+        <w:t xml:space="preserve">Thank you for trusting [Company Name] </w:t>
       </w:r>
       <w:r>
         <w:rPr>
@@ -1199,7 +1199,7 @@
           <w:bdr w:val="none" w:sz="0" w:space="0" w:color="auto"/>
         </w:rPr>
         <w:br/>
-        <w:t>[All Purpose Facility Name] Management</w:t>
+        <w:t>[Facility Name] Management</w:t>
       </w:r>
     </w:p>
     <w:p ns2:paraId="7ACD5CFD" ns2:textId="71B20C16">
@@ -1248,14 +1248,14 @@
           <w:rFonts w:eastAsia="Times New Roman"/>
           <w:bdr w:val="none" w:sz="0" w:space="0" w:color="auto"/>
         </w:rPr>
-        <w:t>PROTEGO</w:t>
-      </w:r>
-      <w:r>
-        <w:rPr>
-          <w:rFonts w:eastAsia="Times New Roman"/>
-          <w:bdr w:val="none" w:sz="0" w:space="0" w:color="auto"/>
-        </w:rPr>
-        <w:t xml:space="preserve"> Protection correspondence will be sent from </w:t>
+        <w:t>TPP Secure Protection</w:t>
+      </w:r>
+      <w:r>
+        <w:rPr>
+          <w:rFonts w:eastAsia="Times New Roman"/>
+          <w:bdr w:val="none" w:sz="0" w:space="0" w:color="auto"/>
+        </w:rPr>
+        <w:t xml:space="preserve"> correspondence will be sent from </w:t>
       </w:r>
       <w:r>
         <w:rPr>
@@ -1345,7 +1345,7 @@
           <w:iCs/>
           <w:bdr w:val="none" w:sz="0" w:space="0" w:color="auto"/>
         </w:rPr>
-        <w:t>PROTEGO</w:t>
+        <w:t>TPP Secure Protection Plan</w:t>
       </w:r>
       <w:r>
         <w:rPr>
@@ -1354,7 +1354,7 @@
           <w:iCs/>
           <w:bdr w:val="none" w:sz="0" w:space="0" w:color="auto"/>
         </w:rPr>
-        <w:t xml:space="preserve"> Protection Plan fulfills the Insurance Obligation requirement in your lease agreement. By accepting this protection, you've satisfied your liability coverage requirement without needing to provide separate proof of insurance. This protection is included in your monthly lease payment for your convenience and peace of mind.</w:t>
+        <w:t xml:space="preserve"> fulfills the Insurance Obligation requirement in your lease agreement. By accepting this protection, you've satisfied your liability coverage requirement without needing to provide separate proof of insurance. This protection is included in your monthly lease payment for your convenience and peace of mind.</w:t>
       </w:r>
     </w:p>
     <w:p ns2:paraId="2C5F3044" ns2:textId="77777777">
